--- a/backend/data/audit_report_templates/report_body/1. 模板A-否定意见审计报告模板（上市公司、三板创新层及公开发债）-简版.docx
+++ b/backend/data/audit_report_templates/report_body/1. 模板A-否定意见审计报告模板（上市公司、三板创新层及公开发债）-简版.docx
@@ -91,6 +91,7 @@
           <w:numId w:val="0"/>
         </w:numPr>
         <w:spacing w:line="360" w:lineRule="auto"/>
+        <w:ind w:firstLine="420"/>
         <w:jc w:val="center"/>
         <w:outlineLvl w:val="0"/>
         <w:rPr>
@@ -103,10 +104,10 @@
       </w:pPr>
       <w:r>
         <w:rPr>
-          <w:rFonts w:hint="eastAsia" w:ascii="黑体;SimHei" w:hAnsi="黑体;SimHei" w:eastAsia="黑体;SimHei" w:cs="Arial Narrow"/>
+          <w:rFonts w:hint="eastAsia" w:ascii="Times New Roman" w:hAnsi="Times New Roman" w:eastAsia="仿宋_GB2312" w:cs="Arial Narrow"/>
           <w:b/>
           <w:color w:val="auto"/>
-          <w:sz w:val="48"/>
+          <w:sz w:val="24"/>
           <w:szCs w:val="48"/>
           <w:lang w:eastAsia="zh-CN"/>
         </w:rPr>
@@ -120,6 +121,7 @@
           <w:numId w:val="0"/>
         </w:numPr>
         <w:spacing w:line="360" w:lineRule="auto"/>
+        <w:ind w:firstLine="420"/>
         <w:jc w:val="center"/>
         <w:outlineLvl w:val="0"/>
         <w:rPr>
@@ -133,10 +135,10 @@
       </w:pPr>
       <w:r>
         <w:rPr>
-          <w:rFonts w:hint="eastAsia" w:ascii="黑体;SimHei" w:hAnsi="黑体;SimHei" w:eastAsia="黑体;SimHei" w:cs="Arial Narrow"/>
+          <w:rFonts w:hint="eastAsia" w:ascii="Times New Roman" w:hAnsi="Times New Roman" w:eastAsia="仿宋_GB2312" w:cs="Arial Narrow"/>
           <w:b/>
           <w:color w:val="auto"/>
-          <w:sz w:val="48"/>
+          <w:sz w:val="24"/>
           <w:szCs w:val="48"/>
           <w:lang w:eastAsia="zh-CN"/>
         </w:rPr>
@@ -1284,6 +1286,7 @@
     <w:p>
       <w:pPr>
         <w:spacing w:line="340" w:lineRule="atLeast"/>
+        <w:ind w:firstLine="420"/>
         <w:jc w:val="right"/>
         <w:rPr>
           <w:rFonts w:ascii="Arial Narrow" w:hAnsi="Arial Narrow" w:eastAsia="仿宋_GB2312" w:cs="Arial Narrow"/>
@@ -1294,7 +1297,7 @@
       </w:pPr>
       <w:r>
         <w:rPr>
-          <w:rFonts w:hint="eastAsia" w:ascii="Arial Narrow" w:hAnsi="Arial Narrow" w:eastAsia="仿宋_GB2312" w:cs="Arial Narrow"/>
+          <w:rFonts w:hint="eastAsia" w:ascii="Times New Roman" w:hAnsi="Times New Roman" w:eastAsia="仿宋_GB2312" w:cs="Arial Narrow"/>
           <w:spacing w:val="4"/>
           <w:sz w:val="24"/>
           <w:lang w:eastAsia="zh-CN"/>
@@ -1322,6 +1325,7 @@
           <w:numId w:val="0"/>
         </w:numPr>
         <w:spacing w:before="120" w:after="0" w:line="300" w:lineRule="auto"/>
+        <w:ind w:firstLine="420"/>
         <w:outlineLvl w:val="0"/>
         <w:rPr>
           <w:rFonts w:ascii="Arial Narrow" w:hAnsi="Arial Narrow" w:eastAsia="仿宋_GB2312" w:cs="Arial Narrow"/>
@@ -1334,7 +1338,7 @@
       </w:pPr>
       <w:r>
         <w:rPr>
-          <w:rFonts w:ascii="Arial Narrow" w:hAnsi="Arial Narrow" w:eastAsia="仿宋_GB2312" w:cs="Arial Narrow"/>
+          <w:rFonts w:ascii="Times New Roman" w:hAnsi="Times New Roman" w:eastAsia="仿宋_GB2312" w:cs="Arial Narrow"/>
           <w:b/>
           <w:color w:val="auto"/>
           <w:spacing w:val="4"/>
@@ -1346,7 +1350,7 @@
       </w:r>
       <w:r>
         <w:rPr>
-          <w:rFonts w:hint="eastAsia" w:ascii="Arial Narrow" w:hAnsi="Arial Narrow" w:eastAsia="仿宋_GB2312" w:cs="Arial Narrow"/>
+          <w:rFonts w:hint="eastAsia" w:ascii="Times New Roman" w:hAnsi="Times New Roman" w:eastAsia="仿宋_GB2312" w:cs="Arial Narrow"/>
           <w:b/>
           <w:color w:val="auto"/>
           <w:spacing w:val="4"/>
@@ -1411,7 +1415,7 @@
     <w:p>
       <w:pPr>
         <w:spacing w:before="120" w:after="0" w:line="300" w:lineRule="auto"/>
-        <w:ind w:left="0" w:leftChars="0" w:right="0" w:rightChars="0" w:firstLineChars="200"/>
+        <w:ind w:left="0" w:leftChars="0" w:right="0" w:rightChars="0" w:firstLineChars="200" w:firstLine="420"/>
         <w:jc w:val="both"/>
         <w:rPr>
           <w:rFonts w:ascii="Arial Narrow" w:hAnsi="Arial Narrow" w:eastAsia="仿宋_GB2312" w:cs="Arial Narrow"/>
@@ -1422,7 +1426,7 @@
       </w:pPr>
       <w:r>
         <w:rPr>
-          <w:rFonts w:hint="eastAsia" w:ascii="Arial Narrow" w:hAnsi="Arial Narrow" w:eastAsia="仿宋_GB2312" w:cs="Arial Narrow"/>
+          <w:rFonts w:hint="eastAsia" w:ascii="Times New Roman" w:hAnsi="Times New Roman" w:eastAsia="仿宋_GB2312" w:cs="Arial Narrow"/>
           <w:sz w:val="24"/>
           <w:szCs w:val="24"/>
           <w:lang w:eastAsia="zh-CN"/>
@@ -1433,7 +1437,7 @@
       <w:bookmarkEnd w:id="0"/>
       <w:r>
         <w:rPr>
-          <w:rFonts w:hint="eastAsia" w:ascii="Arial Narrow" w:hAnsi="Arial Narrow" w:eastAsia="仿宋_GB2312" w:cs="Arial Narrow"/>
+          <w:rFonts w:hint="eastAsia" w:ascii="Times New Roman" w:hAnsi="Times New Roman" w:eastAsia="仿宋_GB2312" w:cs="Arial Narrow"/>
           <w:sz w:val="24"/>
           <w:szCs w:val="24"/>
           <w:lang w:eastAsia="zh-CN"/>
@@ -1444,7 +1448,7 @@
     <w:p>
       <w:pPr>
         <w:spacing w:before="120" w:after="0" w:line="300" w:lineRule="auto"/>
-        <w:ind w:left="0" w:leftChars="0" w:right="0" w:rightChars="0" w:firstLineChars="200"/>
+        <w:ind w:left="0" w:leftChars="0" w:right="0" w:rightChars="0" w:firstLineChars="200" w:firstLine="420"/>
         <w:jc w:val="both"/>
         <w:rPr>
           <w:rFonts w:ascii="Arial Narrow" w:hAnsi="Arial Narrow" w:eastAsia="仿宋_GB2312" w:cs="Arial Narrow"/>
@@ -1455,7 +1459,7 @@
       </w:pPr>
       <w:r>
         <w:rPr>
-          <w:rFonts w:hint="eastAsia" w:ascii="Arial Narrow" w:hAnsi="Arial Narrow" w:eastAsia="仿宋_GB2312" w:cs="Arial Narrow"/>
+          <w:rFonts w:hint="eastAsia" w:ascii="Times New Roman" w:hAnsi="Times New Roman" w:eastAsia="仿宋_GB2312" w:cs="Arial Narrow"/>
           <w:sz w:val="24"/>
           <w:szCs w:val="24"/>
           <w:lang w:eastAsia="zh-CN"/>
@@ -1672,7 +1676,7 @@
       <w:pPr>
         <w:snapToGrid w:val="0"/>
         <w:spacing w:line="300" w:lineRule="auto"/>
-        <w:ind w:left="0" w:leftChars="0" w:right="0" w:rightChars="0" w:firstLineChars="200"/>
+        <w:ind w:left="0" w:leftChars="0" w:right="0" w:rightChars="0" w:firstLineChars="200" w:firstLine="420"/>
         <w:jc w:val="both"/>
         <w:rPr>
           <w:rFonts w:ascii="仿宋_GB2312" w:hAnsi="仿宋_GB2312" w:eastAsia="仿宋_GB2312"/>
@@ -1698,7 +1702,7 @@
     <w:p>
       <w:pPr>
         <w:spacing w:before="120" w:after="0" w:line="300" w:lineRule="auto"/>
-        <w:ind w:left="0" w:leftChars="0" w:right="0" w:rightChars="0" w:firstLineChars="200"/>
+        <w:ind w:left="0" w:leftChars="0" w:right="0" w:rightChars="0" w:firstLineChars="200" w:firstLine="420"/>
         <w:jc w:val="both"/>
         <w:rPr>
           <w:rFonts w:ascii="Arial Narrow" w:hAnsi="Arial Narrow" w:eastAsia="仿宋_GB2312" w:cs="宋体;SimSun"/>
@@ -1710,7 +1714,7 @@
       </w:pPr>
       <w:r>
         <w:rPr>
-          <w:rFonts w:hint="eastAsia" w:ascii="Arial Narrow" w:hAnsi="Arial Narrow" w:eastAsia="仿宋_GB2312" w:cs="宋体;SimSun"/>
+          <w:rFonts w:hint="eastAsia" w:ascii="Times New Roman" w:hAnsi="Times New Roman" w:eastAsia="仿宋_GB2312" w:cs="宋体;SimSun"/>
           <w:spacing w:val="4"/>
           <w:sz w:val="24"/>
           <w:szCs w:val="24"/>
@@ -1758,7 +1762,7 @@
     <w:p>
       <w:pPr>
         <w:spacing w:before="120" w:after="0" w:line="300" w:lineRule="auto"/>
-        <w:ind w:left="0" w:leftChars="0" w:right="0" w:rightChars="0" w:firstLineChars="200"/>
+        <w:ind w:left="0" w:leftChars="0" w:right="0" w:rightChars="0" w:firstLineChars="200" w:firstLine="420"/>
         <w:jc w:val="both"/>
         <w:rPr>
           <w:rFonts w:ascii="Arial Narrow" w:hAnsi="Arial Narrow" w:eastAsia="仿宋_GB2312" w:cs="Arial Narrow"/>
@@ -1770,7 +1774,7 @@
       </w:pPr>
       <w:r>
         <w:rPr>
-          <w:rFonts w:ascii="Arial Narrow" w:hAnsi="Arial Narrow" w:eastAsia="仿宋_GB2312" w:cs="Arial Narrow"/>
+          <w:rFonts w:ascii="Times New Roman" w:hAnsi="Times New Roman" w:eastAsia="仿宋_GB2312" w:cs="Arial Narrow"/>
           <w:color w:val="FF0000"/>
           <w:spacing w:val="4"/>
           <w:sz w:val="24"/>
@@ -1783,7 +1787,7 @@
     <w:p>
       <w:pPr>
         <w:spacing w:before="120" w:after="0" w:line="300" w:lineRule="auto"/>
-        <w:ind w:left="0" w:leftChars="0" w:right="0" w:rightChars="0" w:firstLineChars="200"/>
+        <w:ind w:left="0" w:leftChars="0" w:right="0" w:rightChars="0" w:firstLineChars="200" w:firstLine="420"/>
         <w:jc w:val="both"/>
         <w:rPr>
           <w:rFonts w:ascii="仿宋_GB2312" w:hAnsi="仿宋_GB2312" w:eastAsia="仿宋_GB2312"/>
@@ -1804,7 +1808,7 @@
     <w:p>
       <w:pPr>
         <w:spacing w:before="120" w:after="0" w:line="300" w:lineRule="auto"/>
-        <w:ind w:left="0" w:leftChars="0" w:right="0" w:rightChars="0" w:firstLineChars="200"/>
+        <w:ind w:left="0" w:leftChars="0" w:right="0" w:rightChars="0" w:firstLineChars="200" w:firstLine="420"/>
         <w:jc w:val="both"/>
         <w:rPr>
           <w:rFonts w:ascii="仿宋_GB2312" w:hAnsi="仿宋_GB2312" w:eastAsia="仿宋_GB2312"/>
@@ -1824,7 +1828,7 @@
     <w:p>
       <w:pPr>
         <w:spacing w:before="120" w:after="0" w:line="300" w:lineRule="auto"/>
-        <w:ind w:left="0" w:leftChars="0" w:right="0" w:rightChars="0" w:firstLineChars="200"/>
+        <w:ind w:left="0" w:leftChars="0" w:right="0" w:rightChars="0" w:firstLineChars="200" w:firstLine="420"/>
         <w:jc w:val="both"/>
         <w:rPr>
           <w:rFonts w:ascii="Arial Narrow" w:hAnsi="Arial Narrow" w:eastAsia="仿宋_GB2312" w:cs="Arial Narrow"/>
@@ -1849,7 +1853,7 @@
     <w:p>
       <w:pPr>
         <w:spacing w:before="120" w:after="0" w:line="300" w:lineRule="auto"/>
-        <w:ind w:left="0" w:leftChars="0" w:right="0" w:rightChars="0" w:firstLineChars="200"/>
+        <w:ind w:left="0" w:leftChars="0" w:right="0" w:rightChars="0" w:firstLineChars="200" w:firstLine="420"/>
         <w:jc w:val="both"/>
         <w:rPr>
           <w:rFonts w:ascii="仿宋_GB2312" w:hAnsi="仿宋_GB2312" w:eastAsia="仿宋_GB2312"/>
@@ -1860,7 +1864,7 @@
       </w:pPr>
       <w:r>
         <w:rPr>
-          <w:rFonts w:hint="eastAsia" w:ascii="Arial Narrow" w:hAnsi="Arial Narrow" w:eastAsia="仿宋_GB2312" w:cs="Arial Narrow"/>
+          <w:rFonts w:hint="eastAsia" w:ascii="Times New Roman" w:hAnsi="Times New Roman" w:eastAsia="仿宋_GB2312" w:cs="Arial Narrow"/>
           <w:spacing w:val="4"/>
           <w:sz w:val="24"/>
           <w:szCs w:val="24"/>
@@ -1923,7 +1927,7 @@
     <w:p>
       <w:pPr>
         <w:spacing w:before="120" w:after="0" w:line="300" w:lineRule="auto"/>
-        <w:ind w:left="0" w:leftChars="0" w:right="0" w:rightChars="0" w:firstLineChars="200"/>
+        <w:ind w:left="0" w:leftChars="0" w:right="0" w:rightChars="0" w:firstLineChars="200" w:firstLine="420"/>
         <w:jc w:val="both"/>
         <w:rPr>
           <w:rFonts w:ascii="Arial Narrow" w:hAnsi="Arial Narrow" w:eastAsia="仿宋_GB2312" w:cs="Arial Narrow"/>
@@ -1935,7 +1939,7 @@
       </w:pPr>
       <w:r>
         <w:rPr>
-          <w:rFonts w:hint="eastAsia" w:ascii="Arial Narrow" w:hAnsi="Arial Narrow" w:eastAsia="仿宋_GB2312" w:cs="Arial Narrow"/>
+          <w:rFonts w:hint="eastAsia" w:ascii="Times New Roman" w:hAnsi="Times New Roman" w:eastAsia="仿宋_GB2312" w:cs="Arial Narrow"/>
           <w:spacing w:val="4"/>
           <w:sz w:val="24"/>
           <w:szCs w:val="24"/>
@@ -1983,7 +1987,7 @@
     <w:p>
       <w:pPr>
         <w:spacing w:before="120" w:after="0" w:line="300" w:lineRule="auto"/>
-        <w:ind w:left="0" w:leftChars="0" w:right="0" w:rightChars="0" w:firstLineChars="200"/>
+        <w:ind w:left="0" w:leftChars="0" w:right="0" w:rightChars="0" w:firstLineChars="200" w:firstLine="420"/>
         <w:jc w:val="both"/>
         <w:rPr>
           <w:rFonts w:ascii="Arial Narrow" w:hAnsi="Arial Narrow" w:eastAsia="仿宋_GB2312" w:cs="Arial Narrow"/>
@@ -1995,7 +1999,7 @@
       </w:pPr>
       <w:r>
         <w:rPr>
-          <w:rFonts w:ascii="Arial Narrow" w:hAnsi="Arial Narrow" w:eastAsia="仿宋_GB2312" w:cs="Arial Narrow"/>
+          <w:rFonts w:ascii="Times New Roman" w:hAnsi="Times New Roman" w:eastAsia="仿宋_GB2312" w:cs="Arial Narrow"/>
           <w:color w:val="FF0000"/>
           <w:spacing w:val="4"/>
           <w:sz w:val="24"/>
@@ -2008,7 +2012,7 @@
     <w:p>
       <w:pPr>
         <w:spacing w:before="120" w:after="0" w:line="300" w:lineRule="auto"/>
-        <w:ind w:left="0" w:leftChars="0" w:right="0" w:rightChars="0" w:firstLineChars="200"/>
+        <w:ind w:left="0" w:leftChars="0" w:right="0" w:rightChars="0" w:firstLineChars="200" w:firstLine="420"/>
         <w:jc w:val="both"/>
         <w:rPr>
           <w:rFonts w:ascii="Arial Narrow" w:hAnsi="Arial Narrow" w:eastAsia="仿宋_GB2312" w:cs="Arial Narrow"/>
@@ -2020,7 +2024,7 @@
       </w:pPr>
       <w:r>
         <w:rPr>
-          <w:rFonts w:hint="eastAsia" w:ascii="Arial Narrow" w:hAnsi="Arial Narrow" w:eastAsia="仿宋_GB2312" w:cs="Arial Narrow"/>
+          <w:rFonts w:hint="eastAsia" w:ascii="Times New Roman" w:hAnsi="Times New Roman" w:eastAsia="仿宋_GB2312" w:cs="Arial Narrow"/>
           <w:spacing w:val="4"/>
           <w:sz w:val="24"/>
           <w:szCs w:val="24"/>
@@ -2032,7 +2036,7 @@
     <w:p>
       <w:pPr>
         <w:spacing w:before="120" w:after="0" w:line="300" w:lineRule="auto"/>
-        <w:ind w:left="0" w:leftChars="0" w:right="0" w:rightChars="0" w:firstLineChars="200"/>
+        <w:ind w:left="0" w:leftChars="0" w:right="0" w:rightChars="0" w:firstLineChars="200" w:firstLine="420"/>
         <w:jc w:val="both"/>
         <w:rPr>
           <w:rFonts w:ascii="Arial Narrow" w:hAnsi="Arial Narrow" w:eastAsia="仿宋_GB2312" w:cs="Arial Narrow"/>
@@ -2044,7 +2048,7 @@
       </w:pPr>
       <w:r>
         <w:rPr>
-          <w:rFonts w:hint="eastAsia" w:ascii="Arial Narrow" w:hAnsi="Arial Narrow" w:eastAsia="仿宋_GB2312" w:cs="Arial Narrow"/>
+          <w:rFonts w:hint="eastAsia" w:ascii="Times New Roman" w:hAnsi="Times New Roman" w:eastAsia="仿宋_GB2312" w:cs="Arial Narrow"/>
           <w:spacing w:val="4"/>
           <w:sz w:val="24"/>
           <w:szCs w:val="24"/>
@@ -2087,7 +2091,7 @@
     <w:p>
       <w:pPr>
         <w:spacing w:before="120" w:after="0" w:line="300" w:lineRule="auto"/>
-        <w:ind w:left="0" w:leftChars="0" w:right="0" w:rightChars="0" w:firstLineChars="200"/>
+        <w:ind w:left="0" w:leftChars="0" w:right="0" w:rightChars="0" w:firstLineChars="200" w:firstLine="420"/>
         <w:jc w:val="both"/>
         <w:rPr>
           <w:rFonts w:ascii="Arial Narrow" w:hAnsi="Arial Narrow" w:eastAsia="仿宋_GB2312" w:cs="Arial Narrow"/>
@@ -2099,7 +2103,7 @@
       </w:pPr>
       <w:r>
         <w:rPr>
-          <w:rFonts w:hint="eastAsia" w:ascii="Arial Narrow" w:hAnsi="Arial Narrow" w:eastAsia="仿宋_GB2312" w:cs="Arial Narrow"/>
+          <w:rFonts w:hint="eastAsia" w:ascii="Times New Roman" w:hAnsi="Times New Roman" w:eastAsia="仿宋_GB2312" w:cs="Arial Narrow"/>
           <w:spacing w:val="4"/>
           <w:sz w:val="24"/>
           <w:szCs w:val="24"/>
@@ -2111,7 +2115,7 @@
     <w:p>
       <w:pPr>
         <w:spacing w:before="120" w:after="0" w:line="300" w:lineRule="auto"/>
-        <w:ind w:left="0" w:leftChars="0" w:right="0" w:rightChars="0" w:firstLineChars="200"/>
+        <w:ind w:left="0" w:leftChars="0" w:right="0" w:rightChars="0" w:firstLineChars="200" w:firstLine="420"/>
         <w:jc w:val="both"/>
         <w:rPr>
           <w:rFonts w:ascii="Arial Narrow" w:hAnsi="Arial Narrow" w:eastAsia="仿宋_GB2312" w:cs="Arial Narrow"/>
@@ -2123,7 +2127,7 @@
       </w:pPr>
       <w:r>
         <w:rPr>
-          <w:rFonts w:hint="eastAsia" w:ascii="Arial Narrow" w:hAnsi="Arial Narrow" w:eastAsia="仿宋_GB2312" w:cs="Arial Narrow"/>
+          <w:rFonts w:hint="eastAsia" w:ascii="Times New Roman" w:hAnsi="Times New Roman" w:eastAsia="仿宋_GB2312" w:cs="Arial Narrow"/>
           <w:spacing w:val="4"/>
           <w:sz w:val="24"/>
           <w:szCs w:val="24"/>
@@ -2135,7 +2139,7 @@
     <w:p>
       <w:pPr>
         <w:spacing w:before="120" w:after="0" w:line="300" w:lineRule="auto"/>
-        <w:ind w:left="0" w:leftChars="0" w:right="0" w:rightChars="0" w:firstLineChars="200"/>
+        <w:ind w:left="0" w:leftChars="0" w:right="0" w:rightChars="0" w:firstLineChars="200" w:firstLine="420"/>
         <w:jc w:val="both"/>
         <w:rPr>
           <w:rFonts w:ascii="Arial Narrow" w:hAnsi="Arial Narrow" w:eastAsia="仿宋_GB2312" w:cs="Arial Narrow"/>
@@ -2147,7 +2151,7 @@
       </w:pPr>
       <w:r>
         <w:rPr>
-          <w:rFonts w:hint="eastAsia" w:ascii="Arial Narrow" w:hAnsi="Arial Narrow" w:eastAsia="仿宋_GB2312" w:cs="Arial Narrow"/>
+          <w:rFonts w:hint="eastAsia" w:ascii="Times New Roman" w:hAnsi="Times New Roman" w:eastAsia="仿宋_GB2312" w:cs="Arial Narrow"/>
           <w:spacing w:val="4"/>
           <w:sz w:val="24"/>
           <w:szCs w:val="24"/>
@@ -2159,7 +2163,7 @@
     <w:p>
       <w:pPr>
         <w:spacing w:before="120" w:after="0" w:line="300" w:lineRule="auto"/>
-        <w:ind w:left="0" w:leftChars="0" w:right="0" w:rightChars="0" w:firstLineChars="200"/>
+        <w:ind w:left="0" w:leftChars="0" w:right="0" w:rightChars="0" w:firstLineChars="200" w:firstLine="420"/>
         <w:jc w:val="both"/>
         <w:rPr>
           <w:rFonts w:ascii="Arial Narrow" w:hAnsi="Arial Narrow" w:eastAsia="仿宋_GB2312" w:cs="Arial Narrow"/>
@@ -2171,7 +2175,7 @@
       </w:pPr>
       <w:r>
         <w:rPr>
-          <w:rFonts w:hint="eastAsia" w:ascii="Arial Narrow" w:hAnsi="Arial Narrow" w:eastAsia="仿宋_GB2312" w:cs="Arial Narrow"/>
+          <w:rFonts w:hint="eastAsia" w:ascii="Times New Roman" w:hAnsi="Times New Roman" w:eastAsia="仿宋_GB2312" w:cs="Arial Narrow"/>
           <w:spacing w:val="4"/>
           <w:sz w:val="24"/>
           <w:szCs w:val="24"/>
@@ -2183,7 +2187,7 @@
     <w:p>
       <w:pPr>
         <w:spacing w:before="120" w:after="0" w:line="300" w:lineRule="auto"/>
-        <w:ind w:left="0" w:leftChars="0" w:right="0" w:rightChars="0" w:firstLineChars="200"/>
+        <w:ind w:left="0" w:leftChars="0" w:right="0" w:rightChars="0" w:firstLineChars="200" w:firstLine="420"/>
         <w:jc w:val="both"/>
         <w:rPr>
           <w:rFonts w:ascii="Arial Narrow" w:hAnsi="Arial Narrow" w:eastAsia="仿宋_GB2312" w:cs="Arial Narrow"/>
@@ -2195,7 +2199,7 @@
       </w:pPr>
       <w:r>
         <w:rPr>
-          <w:rFonts w:hint="eastAsia" w:ascii="Arial Narrow" w:hAnsi="Arial Narrow" w:eastAsia="仿宋_GB2312" w:cs="Arial Narrow"/>
+          <w:rFonts w:hint="eastAsia" w:ascii="Times New Roman" w:hAnsi="Times New Roman" w:eastAsia="仿宋_GB2312" w:cs="Arial Narrow"/>
           <w:spacing w:val="4"/>
           <w:sz w:val="24"/>
           <w:szCs w:val="24"/>
@@ -2207,7 +2211,7 @@
     <w:p>
       <w:pPr>
         <w:spacing w:before="120" w:after="0" w:line="300" w:lineRule="auto"/>
-        <w:ind w:left="0" w:leftChars="0" w:right="0" w:rightChars="0" w:firstLineChars="200"/>
+        <w:ind w:left="0" w:leftChars="0" w:right="0" w:rightChars="0" w:firstLineChars="200" w:firstLine="420"/>
         <w:jc w:val="both"/>
         <w:rPr>
           <w:rFonts w:ascii="Arial Narrow" w:hAnsi="Arial Narrow" w:eastAsia="仿宋_GB2312" w:cs="Arial Narrow"/>
@@ -2219,7 +2223,7 @@
       </w:pPr>
       <w:r>
         <w:rPr>
-          <w:rFonts w:hint="eastAsia" w:ascii="Arial Narrow" w:hAnsi="Arial Narrow" w:eastAsia="仿宋_GB2312" w:cs="Arial Narrow"/>
+          <w:rFonts w:hint="eastAsia" w:ascii="Times New Roman" w:hAnsi="Times New Roman" w:eastAsia="仿宋_GB2312" w:cs="Arial Narrow"/>
           <w:spacing w:val="4"/>
           <w:sz w:val="24"/>
           <w:szCs w:val="24"/>
@@ -2231,7 +2235,7 @@
     <w:p>
       <w:pPr>
         <w:spacing w:before="120" w:after="0" w:line="300" w:lineRule="auto"/>
-        <w:ind w:left="0" w:leftChars="0" w:right="0" w:rightChars="0" w:firstLineChars="200"/>
+        <w:ind w:left="0" w:leftChars="0" w:right="0" w:rightChars="0" w:firstLineChars="200" w:firstLine="420"/>
         <w:jc w:val="both"/>
         <w:rPr>
           <w:rFonts w:ascii="Arial Narrow" w:hAnsi="Arial Narrow" w:eastAsia="仿宋_GB2312" w:cs="Arial Narrow"/>
@@ -2243,7 +2247,7 @@
       </w:pPr>
       <w:r>
         <w:rPr>
-          <w:rFonts w:hint="eastAsia" w:ascii="Arial Narrow" w:hAnsi="Arial Narrow" w:eastAsia="仿宋_GB2312" w:cs="Arial Narrow"/>
+          <w:rFonts w:hint="eastAsia" w:ascii="Times New Roman" w:hAnsi="Times New Roman" w:eastAsia="仿宋_GB2312" w:cs="Arial Narrow"/>
           <w:spacing w:val="4"/>
           <w:sz w:val="24"/>
           <w:szCs w:val="24"/>
@@ -2255,7 +2259,7 @@
     <w:p>
       <w:pPr>
         <w:spacing w:before="120" w:after="0" w:line="300" w:lineRule="auto"/>
-        <w:ind w:left="0" w:leftChars="0" w:right="0" w:rightChars="0" w:firstLineChars="200"/>
+        <w:ind w:left="0" w:leftChars="0" w:right="0" w:rightChars="0" w:firstLineChars="200" w:firstLine="420"/>
         <w:jc w:val="both"/>
         <w:rPr>
           <w:rFonts w:ascii="Arial Narrow" w:hAnsi="Arial Narrow" w:eastAsia="仿宋_GB2312" w:cs="Arial Narrow"/>
@@ -2268,7 +2272,7 @@
       </w:pPr>
       <w:r>
         <w:rPr>
-          <w:rFonts w:hint="eastAsia" w:ascii="Arial Narrow" w:hAnsi="Arial Narrow" w:eastAsia="仿宋_GB2312" w:cs="Arial Narrow"/>
+          <w:rFonts w:hint="eastAsia" w:ascii="Times New Roman" w:hAnsi="Times New Roman" w:eastAsia="仿宋_GB2312" w:cs="Arial Narrow"/>
           <w:spacing w:val="4"/>
           <w:sz w:val="24"/>
           <w:szCs w:val="24"/>
@@ -2280,7 +2284,7 @@
     <w:p>
       <w:pPr>
         <w:spacing w:before="120" w:after="0" w:line="300" w:lineRule="auto"/>
-        <w:ind w:left="0" w:leftChars="0" w:right="0" w:rightChars="0" w:firstLineChars="200"/>
+        <w:ind w:left="0" w:leftChars="0" w:right="0" w:rightChars="0" w:firstLineChars="200" w:firstLine="420"/>
         <w:jc w:val="both"/>
         <w:rPr>
           <w:rFonts w:ascii="Arial Narrow" w:hAnsi="Arial Narrow" w:eastAsia="仿宋_GB2312" w:cs="Arial Narrow"/>
@@ -2292,7 +2296,7 @@
       </w:pPr>
       <w:r>
         <w:rPr>
-          <w:rFonts w:hint="eastAsia" w:ascii="Arial Narrow" w:hAnsi="Arial Narrow" w:eastAsia="仿宋_GB2312" w:cs="Arial Narrow"/>
+          <w:rFonts w:hint="eastAsia" w:ascii="Times New Roman" w:hAnsi="Times New Roman" w:eastAsia="仿宋_GB2312" w:cs="Arial Narrow"/>
           <w:spacing w:val="4"/>
           <w:sz w:val="24"/>
           <w:szCs w:val="24"/>
@@ -2304,7 +2308,7 @@
     <w:p>
       <w:pPr>
         <w:spacing w:before="120" w:after="0" w:line="300" w:lineRule="auto"/>
-        <w:ind w:left="0" w:leftChars="0" w:right="0" w:rightChars="0" w:firstLineChars="200"/>
+        <w:ind w:left="0" w:leftChars="0" w:right="0" w:rightChars="0" w:firstLineChars="200" w:firstLine="420"/>
         <w:jc w:val="both"/>
         <w:rPr>
           <w:rFonts w:ascii="Arial Narrow" w:hAnsi="Arial Narrow" w:eastAsia="仿宋_GB2312" w:cs="Arial Narrow"/>
@@ -2316,7 +2320,7 @@
       </w:pPr>
       <w:r>
         <w:rPr>
-          <w:rFonts w:hint="eastAsia" w:ascii="Arial Narrow" w:hAnsi="Arial Narrow" w:eastAsia="仿宋_GB2312" w:cs="Arial Narrow"/>
+          <w:rFonts w:hint="eastAsia" w:ascii="Times New Roman" w:hAnsi="Times New Roman" w:eastAsia="仿宋_GB2312" w:cs="Arial Narrow"/>
           <w:spacing w:val="4"/>
           <w:sz w:val="24"/>
           <w:szCs w:val="24"/>
@@ -2328,7 +2332,7 @@
     <w:p>
       <w:pPr>
         <w:spacing w:before="120" w:after="0" w:line="300" w:lineRule="auto"/>
-        <w:ind w:left="0" w:leftChars="0" w:right="0" w:rightChars="0" w:firstLineChars="200"/>
+        <w:ind w:left="0" w:leftChars="0" w:right="0" w:rightChars="0" w:firstLineChars="200" w:firstLine="420"/>
         <w:jc w:val="both"/>
         <w:rPr>
           <w:rFonts w:ascii="Arial Narrow" w:hAnsi="Arial Narrow" w:eastAsia="仿宋_GB2312" w:cs="Arial Narrow"/>
@@ -2340,7 +2344,7 @@
       </w:pPr>
       <w:r>
         <w:rPr>
-          <w:rFonts w:hint="eastAsia" w:ascii="Arial Narrow" w:hAnsi="Arial Narrow" w:eastAsia="仿宋_GB2312" w:cs="Arial Narrow"/>
+          <w:rFonts w:hint="eastAsia" w:ascii="Times New Roman" w:hAnsi="Times New Roman" w:eastAsia="仿宋_GB2312" w:cs="Arial Narrow"/>
           <w:spacing w:val="4"/>
           <w:sz w:val="24"/>
           <w:szCs w:val="24"/>

--- a/backend/data/audit_report_templates/report_body/1. 模板A-否定意见审计报告模板（上市公司、三板创新层及公开发债）-简版.docx
+++ b/backend/data/audit_report_templates/report_body/1. 模板A-否定意见审计报告模板（上市公司、三板创新层及公开发债）-简版.docx
@@ -307,7 +307,7 @@
     </w:p>
     <w:p>
       <w:pPr>
-        <w:spacing w:line="2400" w:lineRule="auto"/>
+        <w:spacing w:line="360" w:lineRule="auto"/>
         <w:jc w:val="center"/>
         <w:rPr>
           <w:rFonts w:ascii="黑体;SimHei" w:hAnsi="黑体;SimHei" w:eastAsia="黑体;SimHei" w:cs="Arial Narrow"/>
